--- a/docs/02_collection/Data_Collection_Methods_VI.docx
+++ b/docs/02_collection/Data_Collection_Methods_VI.docx
@@ -1347,7 +1347,7 @@
         <w:pStyle w:val="FirstParagraph"/>
       </w:pPr>
       <w:r>
-        <w:t xml:space="preserve">[1] M. Adnan, A. Yousaf, M. Zafar và M. Shafique,</w:t>
+        <w:t xml:space="preserve">[1] M. Adnan và cộng sự,</w:t>
       </w:r>
       <w:r>
         <w:t xml:space="preserve"> </w:t>
@@ -1366,7 +1366,17 @@
         <w:t xml:space="preserve">IEEE Access</w:t>
       </w:r>
       <w:r>
-        <w:t xml:space="preserve">, vol. 9, pp. 7519–7539, 2021.</w:t>
+        <w:t xml:space="preserve">, tập 9, tr. 7519–7539, 2021.</w:t>
+      </w:r>
+      <w:r>
+        <w:t xml:space="preserve"> </w:t>
+      </w:r>
+      <w:r>
+        <w:rPr>
+          <w:i/>
+          <w:iCs/>
+        </w:rPr>
+        <w:t xml:space="preserve">(danh sách tác giả đầy đủ cần đối chiếu nguồn)</w:t>
       </w:r>
     </w:p>
     <w:p>

--- a/docs/02_collection/Data_Collection_Methods_VI.docx
+++ b/docs/02_collection/Data_Collection_Methods_VI.docx
@@ -1367,16 +1367,6 @@
       </w:r>
       <w:r>
         <w:t xml:space="preserve">, tập 9, tr. 7519–7539, 2021.</w:t>
-      </w:r>
-      <w:r>
-        <w:t xml:space="preserve"> </w:t>
-      </w:r>
-      <w:r>
-        <w:rPr>
-          <w:i/>
-          <w:iCs/>
-        </w:rPr>
-        <w:t xml:space="preserve">(danh sách tác giả đầy đủ cần đối chiếu nguồn)</w:t>
       </w:r>
     </w:p>
     <w:p>
